--- a/copilot-nature-agent/Nature_Opportunity_Assessment_Methodology.docx
+++ b/copilot-nature-agent/Nature_Opportunity_Assessment_Methodology.docx
@@ -1601,7 +1601,7 @@
                 <w:sz w:val="21"/>
                 <w:szCs w:val="21"/>
               </w:rPr>
-              <w:t xml:space="preserve"> is LBG’s largest nature-related lending exposure.</w:t>
+              <w:t xml:space="preserve"> (£6.8bn exposure) just misses High.</w:t>
             </w:r>
           </w:p>
         </w:tc>
@@ -7904,7 +7904,7 @@
                 <w:sz w:val="19"/>
                 <w:szCs w:val="19"/>
               </w:rPr>
-              <w:t xml:space="preserve">Largest nature exposure (£6.7bn), but fewer UK commitments</w:t>
+              <w:t xml:space="preserve">£6.8bn agriculture, forestry and fishing exposure, but only two UK commitments</w:t>
             </w:r>
           </w:p>
         </w:tc>

--- a/copilot-nature-agent/Nature_Opportunity_Assessment_Methodology.docx
+++ b/copilot-nature-agent/Nature_Opportunity_Assessment_Methodology.docx
@@ -5849,7 +5849,7 @@
                 <w:sz w:val="19"/>
                 <w:szCs w:val="19"/>
               </w:rPr>
-              <w:t xml:space="preserve">Three headline figures, key findings (exposure, action, gap), top priorities and what it means for the client.</w:t>
+              <w:t xml:space="preserve">A short story in three cards: the national signal (what the country is investing in nature), the rules (regulation and market drivers) and why the client is exposed. Then the top four priorities and a one-line “so what”.</w:t>
             </w:r>
           </w:p>
         </w:tc>
@@ -5887,7 +5887,7 @@
                 <w:sz w:val="19"/>
                 <w:szCs w:val="19"/>
               </w:rPr>
-              <w:t xml:space="preserve">2. Priorities</w:t>
+              <w:t xml:space="preserve">2. Priority vs exposure</w:t>
             </w:r>
           </w:p>
         </w:tc>
@@ -5920,7 +5920,7 @@
                 <w:sz w:val="19"/>
                 <w:szCs w:val="19"/>
               </w:rPr>
-              <w:t xml:space="preserve">A ranked table of the High and Medium topics, with national commitments, client exposure, score and key evidence. Low topics are listed underneath.</w:t>
+              <w:t xml:space="preserve">Left: a bar chart of the High and Medium priorities. Right: tiles showing where the client’s exposure sits, each linked to the priorities it touches. Ends with a one-line “so what”.</w:t>
             </w:r>
           </w:p>
         </w:tc>
